--- a/抽離教學_數學/初三數學/IEP第8-9點_初三數學_26-27上學期_融合班通用草稿.docx
+++ b/抽離教學_數學/初三數學/IEP第8-9點_初三數學_26-27上學期_融合班通用草稿.docx
@@ -1505,16 +1505,13 @@
               <w:rPr>
                 <w:rFonts w:hint="eastAsia"/>
               </w:rPr>
-              <w:t xml:space="preserve">2026/09 </w:t>
-            </w:r>
-            <w:r>
-              <w:t>–</w:t>
-            </w:r>
+              <w:t>2026/09 – 2027/06</w:t>
+            </w:r>
+            <w:r/>
             <w:r>
               <w:rPr>
                 <w:rFonts w:hint="eastAsia"/>
               </w:rPr>
-              <w:t xml:space="preserve"> 2027/07</w:t>
             </w:r>
           </w:p>
         </w:tc>
@@ -8279,16 +8276,13 @@
               <w:rPr>
                 <w:rFonts w:hint="eastAsia"/>
               </w:rPr>
-              <w:t xml:space="preserve">2026/10 </w:t>
-            </w:r>
-            <w:r>
-              <w:t>–</w:t>
-            </w:r>
+              <w:t>2026/09 – 2026/10</w:t>
+            </w:r>
+            <w:r/>
             <w:r>
               <w:rPr>
                 <w:rFonts w:hint="eastAsia"/>
               </w:rPr>
-              <w:t xml:space="preserve"> 2026/10</w:t>
             </w:r>
           </w:p>
         </w:tc>
@@ -8892,22 +8886,18 @@
               <w:rPr>
                 <w:rFonts w:hint="eastAsia"/>
               </w:rPr>
-              <w:t xml:space="preserve">2026/10 </w:t>
-            </w:r>
-            <w:r>
-              <w:t>–</w:t>
-            </w:r>
+              <w:t>2026/10 – 2026/10</w:t>
+            </w:r>
+            <w:r/>
             <w:r>
               <w:rPr>
                 <w:rFonts w:hint="eastAsia"/>
               </w:rPr>
-              <w:t xml:space="preserve"> 2026/1</w:t>
             </w:r>
             <w:r>
               <w:rPr>
                 <w:rFonts w:hint="eastAsia"/>
               </w:rPr>
-              <w:t>1</w:t>
             </w:r>
           </w:p>
         </w:tc>
@@ -9060,22 +9050,18 @@
               <w:rPr>
                 <w:rFonts w:hint="eastAsia"/>
               </w:rPr>
-              <w:t xml:space="preserve">2026/10 </w:t>
-            </w:r>
-            <w:r>
-              <w:t>–</w:t>
-            </w:r>
+              <w:t>2026/10 – 2026/10</w:t>
+            </w:r>
+            <w:r/>
             <w:r>
               <w:rPr>
                 <w:rFonts w:hint="eastAsia"/>
               </w:rPr>
-              <w:t xml:space="preserve"> 2026/1</w:t>
             </w:r>
             <w:r>
               <w:rPr>
                 <w:rFonts w:hint="eastAsia"/>
               </w:rPr>
-              <w:t>1</w:t>
             </w:r>
           </w:p>
         </w:tc>
@@ -9366,16 +9352,13 @@
               <w:rPr>
                 <w:rFonts w:hint="eastAsia"/>
               </w:rPr>
-              <w:t xml:space="preserve">2026/12 </w:t>
-            </w:r>
-            <w:r>
-              <w:t>–</w:t>
-            </w:r>
+              <w:t>2026/11 – 2026/11</w:t>
+            </w:r>
+            <w:r/>
             <w:r>
               <w:rPr>
                 <w:rFonts w:hint="eastAsia"/>
               </w:rPr>
-              <w:t xml:space="preserve"> 2026/12</w:t>
             </w:r>
           </w:p>
         </w:tc>
@@ -9505,16 +9488,13 @@
               <w:rPr>
                 <w:rFonts w:hint="eastAsia"/>
               </w:rPr>
-              <w:t xml:space="preserve">2026/12 </w:t>
-            </w:r>
-            <w:r>
-              <w:t>–</w:t>
-            </w:r>
+              <w:t>2026/11 – 2026/11</w:t>
+            </w:r>
+            <w:r/>
             <w:r>
               <w:rPr>
                 <w:rFonts w:hint="eastAsia"/>
               </w:rPr>
-              <w:t xml:space="preserve"> 2026/12</w:t>
             </w:r>
           </w:p>
         </w:tc>
@@ -9644,16 +9624,13 @@
               <w:rPr>
                 <w:rFonts w:hint="eastAsia"/>
               </w:rPr>
-              <w:t xml:space="preserve">2026/12 </w:t>
-            </w:r>
-            <w:r>
-              <w:t>–</w:t>
-            </w:r>
+              <w:t>2026/11 – 2026/11</w:t>
+            </w:r>
+            <w:r/>
             <w:r>
               <w:rPr>
                 <w:rFonts w:hint="eastAsia"/>
               </w:rPr>
-              <w:t xml:space="preserve"> 2026/12</w:t>
             </w:r>
           </w:p>
         </w:tc>
@@ -9799,16 +9776,13 @@
               <w:rPr>
                 <w:rFonts w:hint="eastAsia"/>
               </w:rPr>
-              <w:t xml:space="preserve">2026/12 </w:t>
-            </w:r>
-            <w:r>
-              <w:t>–</w:t>
-            </w:r>
+              <w:t>2026/11 – 2026/12</w:t>
+            </w:r>
+            <w:r/>
             <w:r>
               <w:rPr>
                 <w:rFonts w:hint="eastAsia"/>
               </w:rPr>
-              <w:t xml:space="preserve"> 2026/12</w:t>
             </w:r>
           </w:p>
         </w:tc>
@@ -9945,16 +9919,13 @@
               <w:rPr>
                 <w:rFonts w:hint="eastAsia"/>
               </w:rPr>
-              <w:t xml:space="preserve">2026/12 </w:t>
-            </w:r>
-            <w:r>
-              <w:t>–</w:t>
-            </w:r>
+              <w:t>2026/11 – 2026/12</w:t>
+            </w:r>
+            <w:r/>
             <w:r>
               <w:rPr>
                 <w:rFonts w:hint="eastAsia"/>
               </w:rPr>
-              <w:t xml:space="preserve"> 2026/12</w:t>
             </w:r>
           </w:p>
         </w:tc>
@@ -10091,16 +10062,13 @@
               <w:rPr>
                 <w:rFonts w:hint="eastAsia"/>
               </w:rPr>
-              <w:t xml:space="preserve">2027/01 </w:t>
-            </w:r>
-            <w:r>
-              <w:t>–</w:t>
-            </w:r>
+              <w:t>2026/12 – 2027/01</w:t>
+            </w:r>
+            <w:r/>
             <w:r>
               <w:rPr>
                 <w:rFonts w:hint="eastAsia"/>
               </w:rPr>
-              <w:t xml:space="preserve"> 2027/01</w:t>
             </w:r>
           </w:p>
         </w:tc>
@@ -10230,16 +10198,13 @@
               <w:rPr>
                 <w:rFonts w:hint="eastAsia"/>
               </w:rPr>
-              <w:t xml:space="preserve">2027/01 </w:t>
-            </w:r>
-            <w:r>
-              <w:t>–</w:t>
-            </w:r>
+              <w:t>2026/12 – 2027/01</w:t>
+            </w:r>
+            <w:r/>
             <w:r>
               <w:rPr>
                 <w:rFonts w:hint="eastAsia"/>
               </w:rPr>
-              <w:t xml:space="preserve"> 2027/01</w:t>
             </w:r>
           </w:p>
         </w:tc>
